--- a/klagomål/A 32345-2026 FSC-klagomål.docx
+++ b/klagomål/A 32345-2026 FSC-klagomål.docx
@@ -1020,7 +1020,7 @@
     <w:r>
       <w:tab/>
       <w:tab/>
-      <w:t>2026-09-04</w:t>
+      <w:t>2026-09-05</w:t>
       <w:br/>
       <w:br/>
     </w:r>

--- a/klagomål/A 32345-2026 FSC-klagomål.docx
+++ b/klagomål/A 32345-2026 FSC-klagomål.docx
@@ -1020,7 +1020,7 @@
     <w:r>
       <w:tab/>
       <w:tab/>
-      <w:t>2026-09-05</w:t>
+      <w:t>2026-09-06</w:t>
       <w:br/>
       <w:br/>
     </w:r>

--- a/klagomål/A 32345-2026 FSC-klagomål.docx
+++ b/klagomål/A 32345-2026 FSC-klagomål.docx
@@ -1020,7 +1020,7 @@
     <w:r>
       <w:tab/>
       <w:tab/>
-      <w:t>2026-09-06</w:t>
+      <w:t>2026-09-07</w:t>
       <w:br/>
       <w:br/>
     </w:r>

--- a/klagomål/A 32345-2026 FSC-klagomål.docx
+++ b/klagomål/A 32345-2026 FSC-klagomål.docx
@@ -178,7 +178,7 @@
       <w:r>
         <w:drawing>
           <wp:inline xmlns:a="http://schemas.openxmlformats.org/drawingml/2006/main" xmlns:pic="http://schemas.openxmlformats.org/drawingml/2006/picture">
-            <wp:extent cx="5486400" cy="5041182"/>
+            <wp:extent cx="5486400" cy="4995439"/>
             <wp:docPr id="1" name="Picture 1"/>
             <wp:cNvGraphicFramePr>
               <a:graphicFrameLocks noChangeAspect="1"/>
@@ -199,7 +199,7 @@
                   <pic:spPr>
                     <a:xfrm>
                       <a:off x="0" y="0"/>
-                      <a:ext cx="5486400" cy="5041182"/>
+                      <a:ext cx="5486400" cy="4995439"/>
                     </a:xfrm>
                     <a:prstGeom prst="rect"/>
                   </pic:spPr>
@@ -221,7 +221,7 @@
     </w:p>
     <w:p>
       <w:r>
-        <w:t>I avverkningsanmälan finns fynd av 7 naturvårdsarter, varav 3 är rödlistade, 3 är fridlysta och 5 är typiska (T): gullpudra (NT, T), harticka (NT, T), talltita (NT, §4), brudborste (T), ormbär (T), spillkråka (T, §4) och revlummer (§9). Se Figur 1.</w:t>
+        <w:t>I avverkningsanmälan finns fynd av 8 naturvårdsarter, varav 3 är rödlistade, 3 är fridlysta, 6 är typiska (T) och 1 är signalart (S): gullpudra (NT, T), harticka (NT, T), talltita (NT, §4), norrlandslav (S, T), brudborste (T), ormbär (T), spillkråka (T, §4) och revlummer (§9). Se Figur 1.</w:t>
       </w:r>
     </w:p>
     <w:p>
@@ -321,6 +321,35 @@
         <w:rPr>
           <w:b/>
         </w:rPr>
+        <w:t xml:space="preserve">Norrlandslav </w:t>
+      </w:r>
+      <w:r>
+        <w:t xml:space="preserve">indikerar söder om den naturliga norrlandsgränsen barrskogsbeklädda bergbranter eller andra ostörda skogsmiljöer med höga naturvärden. Norrlandslav är typisk art för </w:t>
+      </w:r>
+      <w:r>
+        <w:rPr>
+          <w:i/>
+        </w:rPr>
+        <w:t xml:space="preserve">9010 Taiga, 8110 Silikatrasmarker </w:t>
+      </w:r>
+      <w:r>
+        <w:t>och</w:t>
+      </w:r>
+      <w:r>
+        <w:rPr>
+          <w:i/>
+        </w:rPr>
+        <w:t xml:space="preserve"> 8120 Kalkrasmarker </w:t>
+      </w:r>
+      <w:r>
+        <w:t>(Nitare &amp; Skogsstyrelsen, 2000; SLU Artdatabanken, 2025).</w:t>
+      </w:r>
+    </w:p>
+    <w:p>
+      <w:r>
+        <w:rPr>
+          <w:b/>
+        </w:rPr>
         <w:t>Brudborste</w:t>
       </w:r>
       <w:r>
@@ -500,7 +529,7 @@
         <w:rPr>
           <w:i/>
         </w:rPr>
-        <w:t>I det avverkningsanmälda skogsområdet har 7 naturvårdsarter varav 3 rödlistade arter sina livsmiljöer och växtplatser.</w:t>
+        <w:t>I det avverkningsanmälda skogsområdet har 8 naturvårdsarter varav 3 rödlistade arter sina livsmiljöer och växtplatser.</w:t>
       </w:r>
     </w:p>
     <w:p>
@@ -1020,7 +1049,7 @@
     <w:r>
       <w:tab/>
       <w:tab/>
-      <w:t>2026-09-07</w:t>
+      <w:t>2026-09-08</w:t>
       <w:br/>
       <w:br/>
     </w:r>

--- a/klagomål/A 32345-2026 FSC-klagomål.docx
+++ b/klagomål/A 32345-2026 FSC-klagomål.docx
@@ -1049,7 +1049,7 @@
     <w:r>
       <w:tab/>
       <w:tab/>
-      <w:t>2026-09-08</w:t>
+      <w:t>2026-09-09</w:t>
       <w:br/>
       <w:br/>
     </w:r>

--- a/klagomål/A 32345-2026 FSC-klagomål.docx
+++ b/klagomål/A 32345-2026 FSC-klagomål.docx
@@ -1049,7 +1049,7 @@
     <w:r>
       <w:tab/>
       <w:tab/>
-      <w:t>2026-09-09</w:t>
+      <w:t>2026-09-10</w:t>
       <w:br/>
       <w:br/>
     </w:r>

--- a/klagomål/A 32345-2026 FSC-klagomål.docx
+++ b/klagomål/A 32345-2026 FSC-klagomål.docx
@@ -1049,7 +1049,7 @@
     <w:r>
       <w:tab/>
       <w:tab/>
-      <w:t>2026-09-10</w:t>
+      <w:t>2026-09-11</w:t>
       <w:br/>
       <w:br/>
     </w:r>

--- a/klagomål/A 32345-2026 FSC-klagomål.docx
+++ b/klagomål/A 32345-2026 FSC-klagomål.docx
@@ -1049,7 +1049,7 @@
     <w:r>
       <w:tab/>
       <w:tab/>
-      <w:t>2026-09-11</w:t>
+      <w:t>2026-09-12</w:t>
       <w:br/>
       <w:br/>
     </w:r>

--- a/klagomål/A 32345-2026 FSC-klagomål.docx
+++ b/klagomål/A 32345-2026 FSC-klagomål.docx
@@ -1049,7 +1049,7 @@
     <w:r>
       <w:tab/>
       <w:tab/>
-      <w:t>2026-09-12</w:t>
+      <w:t>2026-09-13</w:t>
       <w:br/>
       <w:br/>
     </w:r>
